--- a/projects/india_patient_safety_surveillance/docs/manuscripts/target_journal_packages/ijmr_submission_candidate_round1/04_figures_ijmr_round1.docx
+++ b/projects/india_patient_safety_surveillance/docs/manuscripts/target_journal_packages/ijmr_submission_candidate_round1/04_figures_ijmr_round1.docx
@@ -2,7 +2,7 @@
 <file path=word/document.xml><?xml version="1.0" encoding="utf-8"?>
 <w:document xmlns:w="http://schemas.openxmlformats.org/wordprocessingml/2006/main" xmlns:m="http://schemas.openxmlformats.org/officeDocument/2006/math" xmlns:r="http://schemas.openxmlformats.org/officeDocument/2006/relationships" xmlns:o="urn:schemas-microsoft-com:office:office" xmlns:v="urn:schemas-microsoft-com:vml" xmlns:w10="urn:schemas-microsoft-com:office:word" xmlns:a="http://schemas.openxmlformats.org/drawingml/2006/main" xmlns:pic="http://schemas.openxmlformats.org/drawingml/2006/picture" xmlns:wp="http://schemas.openxmlformats.org/drawingml/2006/wordprocessingDrawing">
   <w:body>
-    <w:bookmarkStart w:id="11" w:name="figures-and-legends"/>
+    <w:bookmarkStart w:id="21" w:name="figures-and-legends"/>
     <w:p>
       <w:pPr>
         <w:pStyle w:val="Heading1"/>
@@ -11,7 +11,7 @@
         <w:t xml:space="preserve">Figures and legends</w:t>
       </w:r>
     </w:p>
-    <w:bookmarkStart w:id="9" w:name="figure-1"/>
+    <w:bookmarkStart w:id="12" w:name="figure-1"/>
     <w:p>
       <w:pPr>
         <w:pStyle w:val="Heading2"/>
@@ -39,20 +39,50 @@
         <w:t xml:space="preserve"> </w:t>
       </w:r>
       <w:r>
-        <w:t xml:space="preserve">Source file:</w:t>
-      </w:r>
-      <w:r>
-        <w:t xml:space="preserve"> </w:t>
-      </w:r>
-      <w:r>
-        <w:rPr>
-          <w:rStyle w:val="VerbatimChar"/>
-        </w:rPr>
-        <w:t xml:space="preserve">figure1_federated_operating_model.svg</w:t>
+        <w:drawing>
+          <wp:inline>
+            <wp:extent cx="5334000" cy="3077307"/>
+            <wp:effectExtent b="0" l="0" r="0" t="0"/>
+            <wp:docPr descr="Figure 1. Federated operating model for patient safety surveillance in India" title="" id="10" name="Picture"/>
+            <a:graphic>
+              <a:graphicData uri="http://schemas.openxmlformats.org/drawingml/2006/picture">
+                <pic:pic>
+                  <pic:nvPicPr>
+                    <pic:cNvPr descr="figure1_federated_operating_model.png" id="11" name="Picture"/>
+                    <pic:cNvPicPr>
+                      <a:picLocks noChangeArrowheads="1" noChangeAspect="1"/>
+                    </pic:cNvPicPr>
+                  </pic:nvPicPr>
+                  <pic:blipFill>
+                    <a:blip r:embed="rId9"/>
+                    <a:stretch>
+                      <a:fillRect/>
+                    </a:stretch>
+                  </pic:blipFill>
+                  <pic:spPr bwMode="auto">
+                    <a:xfrm>
+                      <a:off x="0" y="0"/>
+                      <a:ext cx="5334000" cy="3077307"/>
+                    </a:xfrm>
+                    <a:prstGeom prst="rect">
+                      <a:avLst/>
+                    </a:prstGeom>
+                    <a:noFill/>
+                    <a:ln w="9525">
+                      <a:noFill/>
+                      <a:headEnd/>
+                      <a:tailEnd/>
+                    </a:ln>
+                  </pic:spPr>
+                </pic:pic>
+              </a:graphicData>
+            </a:graphic>
+          </wp:inline>
+        </w:drawing>
       </w:r>
     </w:p>
-    <w:bookmarkEnd w:id="9"/>
-    <w:bookmarkStart w:id="10" w:name="figure-2"/>
+    <w:bookmarkEnd w:id="12"/>
+    <w:bookmarkStart w:id="16" w:name="figure-2"/>
     <w:p>
       <w:pPr>
         <w:pStyle w:val="Heading2"/>
@@ -80,20 +110,123 @@
         <w:t xml:space="preserve"> </w:t>
       </w:r>
       <w:r>
-        <w:t xml:space="preserve">Source file:</w:t>
-      </w:r>
-      <w:r>
-        <w:t xml:space="preserve"> </w:t>
-      </w:r>
-      <w:r>
-        <w:rPr>
-          <w:rStyle w:val="VerbatimChar"/>
-        </w:rPr>
-        <w:t xml:space="preserve">figure2_data_learning_flow.svg</w:t>
+        <w:drawing>
+          <wp:inline>
+            <wp:extent cx="5334000" cy="3077307"/>
+            <wp:effectExtent b="0" l="0" r="0" t="0"/>
+            <wp:docPr descr="Figure 2. Unified data and learning flow" title="" id="14" name="Picture"/>
+            <a:graphic>
+              <a:graphicData uri="http://schemas.openxmlformats.org/drawingml/2006/picture">
+                <pic:pic>
+                  <pic:nvPicPr>
+                    <pic:cNvPr descr="figure2_data_learning_flow.png" id="15" name="Picture"/>
+                    <pic:cNvPicPr>
+                      <a:picLocks noChangeArrowheads="1" noChangeAspect="1"/>
+                    </pic:cNvPicPr>
+                  </pic:nvPicPr>
+                  <pic:blipFill>
+                    <a:blip r:embed="rId13"/>
+                    <a:stretch>
+                      <a:fillRect/>
+                    </a:stretch>
+                  </pic:blipFill>
+                  <pic:spPr bwMode="auto">
+                    <a:xfrm>
+                      <a:off x="0" y="0"/>
+                      <a:ext cx="5334000" cy="3077307"/>
+                    </a:xfrm>
+                    <a:prstGeom prst="rect">
+                      <a:avLst/>
+                    </a:prstGeom>
+                    <a:noFill/>
+                    <a:ln w="9525">
+                      <a:noFill/>
+                      <a:headEnd/>
+                      <a:tailEnd/>
+                    </a:ln>
+                  </pic:spPr>
+                </pic:pic>
+              </a:graphicData>
+            </a:graphic>
+          </wp:inline>
+        </w:drawing>
       </w:r>
     </w:p>
-    <w:bookmarkEnd w:id="10"/>
-    <w:bookmarkEnd w:id="11"/>
+    <w:bookmarkEnd w:id="16"/>
+    <w:bookmarkStart w:id="20" w:name="graphical-abstract"/>
+    <w:p>
+      <w:pPr>
+        <w:pStyle w:val="Heading2"/>
+      </w:pPr>
+      <w:r>
+        <w:t xml:space="preserve">Graphical abstract</w:t>
+      </w:r>
+    </w:p>
+    <w:p>
+      <w:pPr>
+        <w:pStyle w:val="FirstParagraph"/>
+      </w:pPr>
+      <w:r>
+        <w:t xml:space="preserve">Integrated report-review-learn-govern cycle for federated patient safety surveillance in India.</w:t>
+      </w:r>
+    </w:p>
+    <w:p>
+      <w:pPr>
+        <w:pStyle w:val="CaptionedFigure"/>
+      </w:pPr>
+      <w:r>
+        <w:drawing>
+          <wp:inline>
+            <wp:extent cx="5334000" cy="3111499"/>
+            <wp:effectExtent b="0" l="0" r="0" t="0"/>
+            <wp:docPr descr="Graphical abstract. Federated patient safety surveillance and learning cycle" title="" id="18" name="Picture"/>
+            <a:graphic>
+              <a:graphicData uri="http://schemas.openxmlformats.org/drawingml/2006/picture">
+                <pic:pic>
+                  <pic:nvPicPr>
+                    <pic:cNvPr descr="graphical_abstract_india_surveillance.png" id="19" name="Picture"/>
+                    <pic:cNvPicPr>
+                      <a:picLocks noChangeArrowheads="1" noChangeAspect="1"/>
+                    </pic:cNvPicPr>
+                  </pic:nvPicPr>
+                  <pic:blipFill>
+                    <a:blip r:embed="rId17"/>
+                    <a:stretch>
+                      <a:fillRect/>
+                    </a:stretch>
+                  </pic:blipFill>
+                  <pic:spPr bwMode="auto">
+                    <a:xfrm>
+                      <a:off x="0" y="0"/>
+                      <a:ext cx="5334000" cy="3111499"/>
+                    </a:xfrm>
+                    <a:prstGeom prst="rect">
+                      <a:avLst/>
+                    </a:prstGeom>
+                    <a:noFill/>
+                    <a:ln w="9525">
+                      <a:noFill/>
+                      <a:headEnd/>
+                      <a:tailEnd/>
+                    </a:ln>
+                  </pic:spPr>
+                </pic:pic>
+              </a:graphicData>
+            </a:graphic>
+          </wp:inline>
+        </w:drawing>
+      </w:r>
+    </w:p>
+    <w:p>
+      <w:pPr>
+        <w:pStyle w:val="ImageCaption"/>
+      </w:pPr>
+      <w:r>
+        <w:t xml:space="preserve">Graphical abstract. Federated patient safety surveillance and learning cycle</w:t>
+      </w:r>
+    </w:p>
+    <w:bookmarkEnd w:id="20"/>
+    <w:bookmarkEnd w:id="21"/>
     <w:sectPr>
       <w:footnotePr>
         <w:numRestart w:val="eachSect"/>
